--- a/Отчет о поверках.docx
+++ b/Отчет о поверках.docx
@@ -28,29 +28,66 @@
         <w:ind w:firstLine="708"/>
         <w:jc w:val="center"/>
         <w:rPr>
-          <w:szCs w:val="32"/>
-        </w:rPr>
-      </w:pPr>
-      <w:r>
-        <w:rPr>
-          <w:szCs w:val="32"/>
-        </w:rPr>
-        <w:t>на поверку в РМП №3 ОГМетр  из</w:t>
-      </w:r>
-      <w:r>
-        <w:rPr>
-          <w:szCs w:val="32"/>
-        </w:rPr>
-        <w:t xml:space="preserve"> </w:t>
-      </w:r>
-      <w:bookmarkStart w:id="0" w:name="Место_эксплуатации"/>
-      <w:r>
-        <w:rPr>
           <w:b/>
           <w:bCs/>
           <w:i/>
-        </w:rPr>
-        <w:t>{location}</w:t>
+          <w:lang w:val="en-US"/>
+        </w:rPr>
+      </w:pPr>
+      <w:r>
+        <w:rPr>
+          <w:szCs w:val="32"/>
+        </w:rPr>
+        <w:t xml:space="preserve">на поверку в РМП №3 </w:t>
+      </w:r>
+      <w:proofErr w:type="spellStart"/>
+      <w:proofErr w:type="gramStart"/>
+      <w:r>
+        <w:rPr>
+          <w:szCs w:val="32"/>
+        </w:rPr>
+        <w:t>ОГМетр</w:t>
+      </w:r>
+      <w:proofErr w:type="spellEnd"/>
+      <w:r>
+        <w:rPr>
+          <w:szCs w:val="32"/>
+        </w:rPr>
+        <w:t xml:space="preserve">  из</w:t>
+      </w:r>
+      <w:proofErr w:type="gramEnd"/>
+      <w:r>
+        <w:rPr>
+          <w:szCs w:val="32"/>
+        </w:rPr>
+        <w:t xml:space="preserve"> </w:t>
+      </w:r>
+      <w:bookmarkStart w:id="0" w:name="Место_эксплуатации"/>
+      <w:r>
+        <w:rPr>
+          <w:b/>
+          <w:bCs/>
+          <w:i/>
+        </w:rPr>
+        <w:t>{</w:t>
+      </w:r>
+      <w:proofErr w:type="spellStart"/>
+      <w:r>
+        <w:rPr>
+          <w:b/>
+          <w:bCs/>
+          <w:i/>
+        </w:rPr>
+        <w:t>location</w:t>
+      </w:r>
+      <w:proofErr w:type="spellEnd"/>
+      <w:r>
+        <w:rPr>
+          <w:b/>
+          <w:bCs/>
+          <w:i/>
+        </w:rPr>
+        <w:t>}</w:t>
       </w:r>
       <w:bookmarkEnd w:id="0"/>
     </w:p>
@@ -60,8 +97,19 @@
         <w:jc w:val="center"/>
         <w:rPr>
           <w:szCs w:val="32"/>
+          <w:lang w:val="en-US"/>
         </w:rPr>
       </w:pPr>
+    </w:p>
+    <w:p>
+      <w:pPr>
+        <w:ind w:firstLine="708"/>
+        <w:jc w:val="center"/>
+        <w:rPr>
+          <w:szCs w:val="32"/>
+        </w:rPr>
+      </w:pPr>
+      <w:bookmarkStart w:id="1" w:name="Перечень_приборов_давления"/>
     </w:p>
     <w:tbl>
       <w:tblPr>
@@ -328,36 +376,72 @@
           </w:p>
         </w:tc>
       </w:tr>
+      <w:bookmarkEnd w:id="1"/>
     </w:tbl>
     <w:p/>
     <w:p>
-      <w:r>
-        <w:t xml:space="preserve">Поверитель </w:t>
-      </w:r>
+      <w:proofErr w:type="spellStart"/>
+      <w:proofErr w:type="gramStart"/>
+      <w:r>
+        <w:t>Поверитель</w:t>
+      </w:r>
+      <w:proofErr w:type="spellEnd"/>
       <w:r>
         <w:t xml:space="preserve"> </w:t>
       </w:r>
-      <w:bookmarkStart w:id="1" w:name="Поверитель"/>
+      <w:r>
+        <w:t xml:space="preserve"> </w:t>
+      </w:r>
+      <w:bookmarkStart w:id="2" w:name="Поверитель"/>
       <w:r>
         <w:rPr>
           <w:b/>
           <w:bCs/>
           <w:i/>
         </w:rPr>
-        <w:t>{verifier}</w:t>
+        <w:t>{</w:t>
+      </w:r>
+      <w:proofErr w:type="spellStart"/>
+      <w:proofErr w:type="gramEnd"/>
+      <w:r>
+        <w:rPr>
+          <w:b/>
+          <w:bCs/>
+          <w:i/>
+        </w:rPr>
+        <w:t>verifier</w:t>
+      </w:r>
+      <w:proofErr w:type="spellEnd"/>
+      <w:r>
+        <w:rPr>
+          <w:b/>
+          <w:bCs/>
+          <w:i/>
+        </w:rPr>
+        <w:t>}</w:t>
       </w:r>
       <w:r>
         <w:t xml:space="preserve"> </w:t>
       </w:r>
-      <w:bookmarkEnd w:id="1"/>
+      <w:bookmarkEnd w:id="2"/>
     </w:p>
     <w:p>
+      <w:proofErr w:type="gramStart"/>
       <w:r>
         <w:t xml:space="preserve">Получил </w:t>
       </w:r>
       <w:r>
-        <w:t xml:space="preserve"> СИ после поверки :</w:t>
-      </w:r>
+        <w:t xml:space="preserve"> СИ</w:t>
+      </w:r>
+      <w:proofErr w:type="gramEnd"/>
+      <w:r>
+        <w:t xml:space="preserve"> после </w:t>
+      </w:r>
+      <w:proofErr w:type="gramStart"/>
+      <w:r>
+        <w:t>поверки :</w:t>
+      </w:r>
+      <w:proofErr w:type="gramEnd"/>
     </w:p>
     <w:p>
       <w:pPr>
@@ -387,14 +471,30 @@
           <w:sz w:val="18"/>
           <w:szCs w:val="18"/>
         </w:rPr>
-        <w:t xml:space="preserve">Поверка выполнялась: РПМ № 3 </w:t>
-      </w:r>
+        <w:t xml:space="preserve">Поверка выполнялась: РПМ № </w:t>
+      </w:r>
+      <w:proofErr w:type="gramStart"/>
       <w:r>
         <w:rPr>
           <w:sz w:val="18"/>
           <w:szCs w:val="18"/>
         </w:rPr>
-        <w:t xml:space="preserve"> Отдел главного метролога ОАО "МЗКТ",</w:t>
+        <w:t xml:space="preserve">3 </w:t>
+      </w:r>
+      <w:r>
+        <w:rPr>
+          <w:sz w:val="18"/>
+          <w:szCs w:val="18"/>
+        </w:rPr>
+        <w:t xml:space="preserve"> Отдел</w:t>
+      </w:r>
+      <w:proofErr w:type="gramEnd"/>
+      <w:r>
+        <w:rPr>
+          <w:sz w:val="18"/>
+          <w:szCs w:val="18"/>
+        </w:rPr>
+        <w:t xml:space="preserve"> главного метролога ОАО "МЗКТ",</w:t>
       </w:r>
     </w:p>
     <w:p>
